--- a/files/YaoZHIhu/姚勇文章目录/9＋1怎么判断自己/01上个问题与回答-持续变动副本.docx
+++ b/files/YaoZHIhu/姚勇文章目录/9＋1怎么判断自己/01上个问题与回答-持续变动副本.docx
@@ -623,7 +623,7 @@
           <w:color w:val="212529"/>
           <w:sz w:val="23"/>
         </w:rPr>
-        <w:t>《发展心理学》第1篇没有点书名，只写了「成长心理学」可作为入门路径，并指向原生家庭拼图。你记得读过的那本，按国内教材最常见的是林崇德主编《发展心理学》第三版。它管的是年龄阶段和家庭如何铸性格，接第9篇第4块更合适，不直接给 1.1.1 打分。目录同样只摘录，不存盗版全文。</w:t>
+        <w:t>《发展心理学》第1篇没有点书名，只写了「成长心理学」可作为入门路径，并指向原生家庭拼图。工具书按指定换成罗伯特·S·费尔德曼（Robert S. Feldman）《发展心理学：探索人生发展的轨迹（原书第3版）》，苏彦捷译，机械工业出版社2017年。它管的是年龄阶段和家庭如何铸性格，接第9篇第4块更合适，不直接给 1.1.1 打分。目录同样只摘录，不存盗版全文。</w:t>
       </w:r>
     </w:p>
     <w:p>
@@ -1253,7 +1253,7 @@
           <w:color w:val="212529"/>
           <w:sz w:val="23"/>
         </w:rPr>
-        <w:t>《发展心理学》第1篇没有点书名，只写了「成长心理学」可作为入门路径，并指向原生家庭拼图。你记得读过的那本，按国内教材最常见的是林崇德主编《发展心理学》第三版。它管的是年龄阶段和家庭如何铸性格，接第9篇第4块更合适，不直接给 1.1.1 打分。目录同样只摘录，不存盗版全文。</w:t>
+        <w:t>《发展心理学》第1篇没有点书名，只写了「成长心理学」可作为入门路径，并指向原生家庭拼图。工具书按指定换成罗伯特·S·费尔德曼（Robert S. Feldman）《发展心理学：探索人生发展的轨迹（原书第3版）》，苏彦捷译，机械工业出版社2017年。它管的是年龄阶段和家庭如何铸性格，接第9篇第4块更合适，不直接给 1.1.1 打分。目录同样只摘录，不存盗版全文。</w:t>
       </w:r>
     </w:p>
     <w:p>
@@ -1443,6 +1443,21 @@
           <w:sz w:val="23"/>
         </w:rPr>
         <w:t>2026-10-04：从 9.1 四块拆维度落到本文件夹；先只盯 1.1.1。尚未根据个人故事改档。</w:t>
+      </w:r>
+    </w:p>
+    <w:p>
+      <w:pPr>
+        <w:spacing w:before="0" w:after="160" w:line="324" w:lineRule="auto"/>
+        <w:ind w:firstLine="403"/>
+      </w:pPr>
+      <w:r>
+        <w:rPr>
+          <w:rFonts w:ascii="宋体" w:hAnsi="宋体" w:eastAsia="宋体"/>
+          <w:b w:val="0"/>
+          <w:color w:val="212529"/>
+          <w:sz w:val="23"/>
+        </w:rPr>
+        <w:t>2026-10-04：判断维度工具书的发展心理学，从林崇德第三版换成费尔德曼中译本（原书第3版）。1.1.1 判定未改。</w:t>
       </w:r>
     </w:p>
     <w:sectPr>

--- a/files/YaoZHIhu/姚勇文章目录/9＋1怎么判断自己/01上个问题与回答-持续变动副本.docx
+++ b/files/YaoZHIhu/姚勇文章目录/9＋1怎么判断自己/01上个问题与回答-持续变动副本.docx
@@ -623,7 +623,7 @@
           <w:color w:val="212529"/>
           <w:sz w:val="23"/>
         </w:rPr>
-        <w:t>《发展心理学》第1篇没有点书名，只写了「成长心理学」可作为入门路径，并指向原生家庭拼图。工具书按指定换成罗伯特·S·费尔德曼（Robert S. Feldman）《发展心理学：探索人生发展的轨迹（原书第3版）》，苏彦捷译，机械工业出版社2017年。它管的是年龄阶段和家庭如何铸性格，接第9篇第4块更合适，不直接给 1.1.1 打分。目录同样只摘录，不存盗版全文。</w:t>
+        <w:t>《发展心理学》第1篇没有点书名，只写了「成长心理学」可作为入门路径，并指向原生家庭拼图。你入库的是湛庐《费尔德曼发展心理学（原书第4版）》。目录已按拆分PDF第1–1430页改正；单书维度另见本文件夹「发展心理学-单书维度」，未并进 1.1.1。它管的是年龄阶段和家庭如何铸性格，接第9篇第4块更合适，不直接给 1.1.1 打分。目录同样只摘录，不存盗版全文。</w:t>
       </w:r>
     </w:p>
     <w:p>
@@ -1253,7 +1253,7 @@
           <w:color w:val="212529"/>
           <w:sz w:val="23"/>
         </w:rPr>
-        <w:t>《发展心理学》第1篇没有点书名，只写了「成长心理学」可作为入门路径，并指向原生家庭拼图。工具书按指定换成罗伯特·S·费尔德曼（Robert S. Feldman）《发展心理学：探索人生发展的轨迹（原书第3版）》，苏彦捷译，机械工业出版社2017年。它管的是年龄阶段和家庭如何铸性格，接第9篇第4块更合适，不直接给 1.1.1 打分。目录同样只摘录，不存盗版全文。</w:t>
+        <w:t>《发展心理学》第1篇没有点书名，只写了「成长心理学」可作为入门路径，并指向原生家庭拼图。你入库的是湛庐《费尔德曼发展心理学（原书第4版）》。目录已按拆分PDF第1–1430页改正；单书维度另见本文件夹「发展心理学-单书维度」，未并进 1.1.1。它管的是年龄阶段和家庭如何铸性格，接第9篇第4块更合适，不直接给 1.1.1 打分。目录同样只摘录，不存盗版全文。</w:t>
       </w:r>
     </w:p>
     <w:p>
@@ -1458,6 +1458,21 @@
           <w:sz w:val="23"/>
         </w:rPr>
         <w:t>2026-10-04：判断维度工具书的发展心理学，从林崇德第三版换成费尔德曼中译本（原书第3版）。1.1.1 判定未改。</w:t>
+      </w:r>
+    </w:p>
+    <w:p>
+      <w:pPr>
+        <w:spacing w:before="0" w:after="160" w:line="324" w:lineRule="auto"/>
+        <w:ind w:firstLine="403"/>
+      </w:pPr>
+      <w:r>
+        <w:rPr>
+          <w:rFonts w:ascii="宋体" w:hAnsi="宋体" w:eastAsia="宋体"/>
+          <w:b w:val="0"/>
+          <w:color w:val="212529"/>
+          <w:sz w:val="23"/>
+        </w:rPr>
+        <w:t>2026-10-05：通读入库的费尔德曼原书第4版；目录改按PDF页；新建「发展心理学-单书维度.docx」。1.1.1 判定未改。</w:t>
       </w:r>
     </w:p>
     <w:sectPr>
